--- a/Headless_Task-Grounded_Pick-and-Sort-and-Place_in_Gazebo/doc/FOUR_OBJECT_SORTING_SPECIFICATION_FR.docx
+++ b/Headless_Task-Grounded_Pick-and-Sort-and-Place_in_Gazebo/doc/FOUR_OBJECT_SORTING_SPECIFICATION_FR.docx
@@ -41918,7 +41918,7 @@
         <w:t xml:space="preserve">relues</w:t>
       </w:r>
       <w:r>
-        <w:t xml:space="preserve"> après la première mise à jour des contrôleurs de chaque période d’action : les six commandes de la pince dans l’introspection du gestionnaire de contrôleurs doivent être exactement égales à la commande envoyée, la trajectoire du bras doit donner les points envoyés à son premier, son point du milieu et son avant-dernier point (</w:t>
+        <w:t xml:space="preserve"> après la première mise à jour des contrôleurs de chaque période d’action : les six commandes de la pince dans l’introspection du gestionnaire de contrôleurs doivent être exactement égales à la commande envoyée, la commande du bras, à la mise à jour des contrôleurs qui tombe sur chacun des 50 points de passage d’un segment, doit être exactement ce point. Aucun service des contrôleurs n’est appelé une fois l’exécution verrouillée (30/10 : </w:t>
       </w:r>
       <w:r>
         <w:rPr>
@@ -41927,7 +41927,7 @@
         <w:t xml:space="preserve">query_state</w:t>
       </w:r>
       <w:r>
-        <w:t xml:space="preserve">). L’état articulaire lu par la politique vient de Gazebo lui-même (requête d’état au plugin de remise à zéro, avec le temps simulé de Gazebo). Les images ne sont utilisées que si elles sont horodatées exactement à l’instant courant. Une relecture manquante ou différente arrête l’exécution avec une erreur.</w:t>
+        <w:t xml:space="preserve"> déplaçait l’indice de recherche du contrôleur du bras et envoyait le bras au dernier point de chaque segment). Chaque pièce tourne dans un serveur démarré à neuf depuis son propre instantané de départ, dans un lot exactement comme dans une reprise, et doit passer un contrôle d’acceptation du suivi face au lot en mode libre (erreur de suivi aux points de passage médiane ≤ 2°, aucune articulation à ≥ 3,0 rad/s). L’état articulaire lu par la politique vient de Gazebo lui-même (requête d’état au plugin de remise à zéro, avec le temps simulé de Gazebo). Les images ne sont utilisées que si elles sont horodatées exactement à l’instant courant. Une relecture manquante ou différente arrête l’exécution avec une erreur.</w:t>
       </w:r>
     </w:p>
     <w:p>
@@ -42014,16 +42014,16 @@
         <w:t xml:space="preserve">Test A</w:t>
       </w:r>
       <w:r>
-        <w:t xml:space="preserve"> (première moitié faite) : A1 a exécuté les quatre pièces de la graine 17 en mode verrouillé le 2026-10-29, de 16:29 à 18:50, sans arrêt (aucune relecture en échec, aucun horodatage en défaut). A2, le recalcul à partir des instantanés d’A1, a démarré le 2026-10-30 à 13:17 (environ 2 h 20) ; puis </w:t>
+        <w:t xml:space="preserve"> (non réussi) : A1 (29/10) et A2 (30/10, 13:17–15:56) sans arrêt de relecture, mais seul le cube rouge identique ; le pavé jaune, le cylindre vert et le cube bleu se sont écartés au pas 52, et le mouvement du bras de toutes les exécutions verrouillées jusqu’ici était faussé par </w:t>
       </w:r>
       <w:r>
         <w:rPr>
           <w:rStyle w:val="VerbatimChar"/>
         </w:rPr>
-        <w:t xml:space="preserve">compare_runs.py</w:t>
-      </w:r>
-      <w:r>
-        <w:t xml:space="preserve">. Si une pièce diffère : indiquer le premier pas et la grandeur qui diffèrent, corriger cette source, relancer.</w:t>
+        <w:t xml:space="preserve">query_state</w:t>
+      </w:r>
+      <w:r>
+        <w:t xml:space="preserve"> (sans valeur comme évaluations de la politique ; leurs conclusions sur le déterminisme tiennent). Rejeux des actions du pavé jaune : deux fois dans le même serveur, écart au pas 5 ; deux serveurs neufs, écart au pas 4 (vitesse d’une articulation de doigt) ; ASLR désactivé : en attente. Ensuite : relancer A1 et A2 en serveurs neufs avec la relecture passive ; réussi si chaque pièce est identique et acceptée par le contrôle de suivi.</w:t>
       </w:r>
     </w:p>
     <w:p>
@@ -42039,10 +42039,28 @@
           <w:b/>
           <w:bCs/>
         </w:rPr>
-        <w:t xml:space="preserve">Deux améliorations avant le lot :</w:t>
-      </w:r>
-      <w:r>
-        <w:t xml:space="preserve"> relancer automatiquement une pièce depuis son instantané de départ après un arrêt de relecture ou d’horodatage, 3 fois au plus, chaque relance étant consignée et devant reproduire la même empreinte ; conserver durablement l’instantané de départ de chaque pièce avec les résultats du lot.</w:t>
+        <w:t xml:space="preserve">Fait le 30/10 :</w:t>
+      </w:r>
+      <w:r>
+        <w:t xml:space="preserve"> relance automatique d’une pièce arrêtée depuis son instantané de départ (3 fois au plus, chacune consignée, reproduisant chaque pas déjà fait) et instantanés de départ conservés avec les résultats du lot (</w:t>
+      </w:r>
+      <w:r>
+        <w:rPr>
+          <w:rStyle w:val="VerbatimChar"/>
+        </w:rPr>
+        <w:t xml:space="preserve">snapshot_&lt;pièce&gt;.json</w:t>
+      </w:r>
+      <w:r>
+        <w:t xml:space="preserve">), commit </w:t>
+      </w:r>
+      <w:r>
+        <w:rPr>
+          <w:rStyle w:val="VerbatimChar"/>
+        </w:rPr>
+        <w:t xml:space="preserve">f03a9920</w:t>
+      </w:r>
+      <w:r>
+        <w:t xml:space="preserve">.</w:t>
       </w:r>
     </w:p>
     <w:p>
